--- a/BRISAS/Nota por decreto 947.docx
+++ b/BRISAS/Nota por decreto 947.docx
@@ -1,6 +1,6 @@
 
 <file path=word/document.xml><?xml version="1.0" encoding="utf-8"?>
-<w:document xmlns:wpc="http://schemas.microsoft.com/office/word/2010/wordprocessingCanvas" xmlns:cx="http://schemas.microsoft.com/office/drawing/2014/chartex" xmlns:cx1="http://schemas.microsoft.com/office/drawing/2015/9/8/chartex" xmlns:cx2="http://schemas.microsoft.com/office/drawing/2015/10/21/chartex" xmlns:cx3="http://schemas.microsoft.com/office/drawing/2016/5/9/chartex" xmlns:cx4="http://schemas.microsoft.com/office/drawing/2016/5/10/chartex" xmlns:cx5="http://schemas.microsoft.com/office/drawing/2016/5/11/chartex" xmlns:cx6="http://schemas.microsoft.com/office/drawing/2016/5/12/chartex" xmlns:cx7="http://schemas.microsoft.com/office/drawing/2016/5/13/chartex" xmlns:cx8="http://schemas.microsoft.com/office/drawing/2016/5/14/chartex" xmlns:mc="http://schemas.openxmlformats.org/markup-compatibility/2006" xmlns:aink="http://schemas.microsoft.com/office/drawing/2016/ink" xmlns:am3d="http://schemas.microsoft.com/office/drawing/2017/model3d" xmlns:o="urn:schemas-microsoft-com:office:office" xmlns:r="http://schemas.openxmlformats.org/officeDocument/2006/relationships" xmlns:m="http://schemas.openxmlformats.org/officeDocument/2006/math" xmlns:v="urn:schemas-microsoft-com:vml" xmlns:wp14="http://schemas.microsoft.com/office/word/2010/wordprocessingDrawing" xmlns:wp="http://schemas.openxmlformats.org/drawingml/2006/wordprocessingDrawing" xmlns:w10="urn:schemas-microsoft-com:office:word" xmlns:w="http://schemas.openxmlformats.org/wordprocessingml/2006/main" xmlns:w14="http://schemas.microsoft.com/office/word/2010/wordml" xmlns:w15="http://schemas.microsoft.com/office/word/2012/wordml" xmlns:w16cex="http://schemas.microsoft.com/office/word/2018/wordml/cex" xmlns:w16cid="http://schemas.microsoft.com/office/word/2016/wordml/cid" xmlns:w16="http://schemas.microsoft.com/office/word/2018/wordml" xmlns:w16sdtdh="http://schemas.microsoft.com/office/word/2020/wordml/sdtdatahash" xmlns:w16se="http://schemas.microsoft.com/office/word/2015/wordml/symex" xmlns:wpg="http://schemas.microsoft.com/office/word/2010/wordprocessingGroup" xmlns:wpi="http://schemas.microsoft.com/office/word/2010/wordprocessingInk" xmlns:wne="http://schemas.microsoft.com/office/word/2006/wordml" xmlns:wps="http://schemas.microsoft.com/office/word/2010/wordprocessingShape" mc:Ignorable="w14 w15 w16se w16cid w16 w16cex w16sdtdh wp14">
+<w:document xmlns:wpc="http://schemas.microsoft.com/office/word/2010/wordprocessingCanvas" xmlns:cx="http://schemas.microsoft.com/office/drawing/2014/chartex" xmlns:cx1="http://schemas.microsoft.com/office/drawing/2015/9/8/chartex" xmlns:cx2="http://schemas.microsoft.com/office/drawing/2015/10/21/chartex" xmlns:cx3="http://schemas.microsoft.com/office/drawing/2016/5/9/chartex" xmlns:cx4="http://schemas.microsoft.com/office/drawing/2016/5/10/chartex" xmlns:cx5="http://schemas.microsoft.com/office/drawing/2016/5/11/chartex" xmlns:cx6="http://schemas.microsoft.com/office/drawing/2016/5/12/chartex" xmlns:cx7="http://schemas.microsoft.com/office/drawing/2016/5/13/chartex" xmlns:cx8="http://schemas.microsoft.com/office/drawing/2016/5/14/chartex" xmlns:mc="http://schemas.openxmlformats.org/markup-compatibility/2006" xmlns:aink="http://schemas.microsoft.com/office/drawing/2016/ink" xmlns:am3d="http://schemas.microsoft.com/office/drawing/2017/model3d" xmlns:o="urn:schemas-microsoft-com:office:office" xmlns:oel="http://schemas.microsoft.com/office/2019/extlst" xmlns:r="http://schemas.openxmlformats.org/officeDocument/2006/relationships" xmlns:m="http://schemas.openxmlformats.org/officeDocument/2006/math" xmlns:v="urn:schemas-microsoft-com:vml" xmlns:wp14="http://schemas.microsoft.com/office/word/2010/wordprocessingDrawing" xmlns:wp="http://schemas.openxmlformats.org/drawingml/2006/wordprocessingDrawing" xmlns:w10="urn:schemas-microsoft-com:office:word" xmlns:w="http://schemas.openxmlformats.org/wordprocessingml/2006/main" xmlns:w14="http://schemas.microsoft.com/office/word/2010/wordml" xmlns:w15="http://schemas.microsoft.com/office/word/2012/wordml" xmlns:w16cex="http://schemas.microsoft.com/office/word/2018/wordml/cex" xmlns:w16cid="http://schemas.microsoft.com/office/word/2016/wordml/cid" xmlns:w16="http://schemas.microsoft.com/office/word/2018/wordml" xmlns:w16du="http://schemas.microsoft.com/office/word/2023/wordml/word16du" xmlns:w16sdtdh="http://schemas.microsoft.com/office/word/2020/wordml/sdtdatahash" xmlns:w16sdtfl="http://schemas.microsoft.com/office/word/2024/wordml/sdtformatlock" xmlns:w16se="http://schemas.microsoft.com/office/word/2015/wordml/symex" xmlns:wpg="http://schemas.microsoft.com/office/word/2010/wordprocessingGroup" xmlns:wpi="http://schemas.microsoft.com/office/word/2010/wordprocessingInk" xmlns:wne="http://schemas.microsoft.com/office/word/2006/wordml" xmlns:wps="http://schemas.microsoft.com/office/word/2010/wordprocessingShape" mc:Ignorable="w14 w15 w16se w16cid w16 w16cex w16sdtdh w16sdtfl w16du wp14">
   <w:body>
     <w:p>
       <w:pPr>
@@ -31,7 +31,7 @@
           <w:b/>
           <w:sz w:val="32"/>
         </w:rPr>
-        <w:t>Abril</w:t>
+        <w:t>Junio</w:t>
       </w:r>
       <w:r>
         <w:rPr>
@@ -466,9 +466,6 @@
     <w:p>
       <w:pPr>
         <w:pStyle w:val="Textoindependiente"/>
-        <w:rPr>
-          <w:bCs/>
-        </w:rPr>
       </w:pPr>
       <w:r>
         <w:t xml:space="preserve">(con poder suficiente para el acto que se peticiona, otorgado en poder especial irrevocable), quien actúa en representación de </w:t>
@@ -479,10 +476,15 @@
           <w:bCs/>
           <w:u w:val="single"/>
         </w:rPr>
-        <w:t>Jose Rolando Capra</w:t>
-      </w:r>
-      <w:r>
-        <w:t xml:space="preserve">, </w:t>
+        <w:t>Viviana Elsa Sosa</w:t>
+      </w:r>
+      <w:r>
+        <w:rPr>
+          <w:b/>
+          <w:bCs/>
+          <w:u w:val="single"/>
+        </w:rPr>
+        <w:t xml:space="preserve"> </w:t>
       </w:r>
       <w:r>
         <w:t>CUIT</w:t>
@@ -491,73 +493,97 @@
         <w:t>:</w:t>
       </w:r>
       <w:r>
-        <w:t>20</w:t>
-      </w:r>
-      <w:r>
-        <w:t>-</w:t>
-      </w:r>
-      <w:r>
-        <w:t>04641659</w:t>
-      </w:r>
-      <w:r>
-        <w:t>-</w:t>
-      </w:r>
-      <w:r>
-        <w:t>8,</w:t>
+        <w:t xml:space="preserve"> </w:t>
+      </w:r>
+      <w:r>
+        <w:t>27-13236346-9</w:t>
+      </w:r>
+      <w:r>
+        <w:t>,</w:t>
       </w:r>
       <w:r>
         <w:t xml:space="preserve"> Matricula:</w:t>
       </w:r>
       <w:r>
-        <w:t xml:space="preserve"> 23</w:t>
-      </w:r>
-      <w:r>
+        <w:t xml:space="preserve"> 2</w:t>
+      </w:r>
+      <w:r>
+        <w:t>1</w:t>
+      </w:r>
+      <w:r>
+        <w:t>57</w:t>
+      </w:r>
+      <w:r>
+        <w:t>, se</w:t>
+      </w:r>
+      <w:r>
+        <w:t xml:space="preserve"> dirige al Sr. </w:t>
+      </w:r>
+      <w:r>
+        <w:t>director</w:t>
+      </w:r>
+      <w:r>
+        <w:t xml:space="preserve"> solicitándole actualizar el estado constructivo del inmueble afectado al régimen de propiedad horizontal que se encuentra emplazado en calle Soler 495, localidad de Malvinas Argentinas, designado en el plano de PH </w:t>
+      </w:r>
+      <w:r>
+        <w:rPr>
+          <w:bCs/>
+        </w:rPr>
+        <w:t>3-84-32016</w:t>
+      </w:r>
+      <w:r>
+        <w:rPr>
+          <w:bCs/>
+        </w:rPr>
+        <w:t xml:space="preserve"> como unidad funcional </w:t>
+      </w:r>
+      <w:r>
+        <w:rPr>
+          <w:bCs/>
+        </w:rPr>
+        <w:t>127</w:t>
+      </w:r>
+      <w:r>
+        <w:rPr>
+          <w:bCs/>
+        </w:rPr>
+        <w:t xml:space="preserve">, integrada por el polígono: </w:t>
+      </w:r>
+      <w:r>
+        <w:rPr>
+          <w:bCs/>
+        </w:rPr>
+        <w:t>00-</w:t>
+      </w:r>
+      <w:r>
+        <w:rPr>
+          <w:bCs/>
+        </w:rPr>
+        <w:t>127</w:t>
+      </w:r>
+      <w:r>
+        <w:rPr>
+          <w:bCs/>
+        </w:rPr>
+        <w:t>, cuya partida de ARBA es 003-</w:t>
+      </w:r>
+      <w:r>
+        <w:rPr>
+          <w:bCs/>
+        </w:rPr>
+        <w:t>17</w:t>
+      </w:r>
+      <w:r>
+        <w:rPr>
+          <w:bCs/>
+        </w:rPr>
+        <w:t>8096</w:t>
+      </w:r>
+      <w:r>
+        <w:rPr>
+          <w:bCs/>
+        </w:rPr>
         <w:t>.</w:t>
-      </w:r>
-      <w:r>
-        <w:t>433</w:t>
-      </w:r>
-      <w:r>
-        <w:t>, se</w:t>
-      </w:r>
-      <w:r>
-        <w:t xml:space="preserve"> dirige al Sr. </w:t>
-      </w:r>
-      <w:r>
-        <w:t>director</w:t>
-      </w:r>
-      <w:r>
-        <w:t xml:space="preserve"> solicitándole actualizar el estado constructivo del inmueble afectado al régimen de propiedad horizontal </w:t>
-      </w:r>
-      <w:r>
-        <w:t>que se encuentra emplazado en calle Soler</w:t>
-      </w:r>
-      <w:r>
-        <w:t xml:space="preserve"> 495</w:t>
-      </w:r>
-      <w:r>
-        <w:t>, localidad de Malvinas Argentinas</w:t>
-      </w:r>
-      <w:r>
-        <w:t xml:space="preserve">, designado en el plano de PH </w:t>
-      </w:r>
-      <w:r>
-        <w:rPr>
-          <w:bCs/>
-        </w:rPr>
-        <w:t>3-84-32016</w:t>
-      </w:r>
-      <w:r>
-        <w:rPr>
-          <w:bCs/>
-        </w:rPr>
-        <w:t xml:space="preserve"> como unidad funcional 27, integrada por el polígono: </w:t>
-      </w:r>
-      <w:r>
-        <w:rPr>
-          <w:bCs/>
-        </w:rPr>
-        <w:t>00-27.</w:t>
       </w:r>
     </w:p>
     <w:p>
@@ -578,25 +604,36 @@
         <w:rPr>
           <w:b/>
           <w:u w:val="single"/>
-          <w:lang w:val="es-AR"/>
-        </w:rPr>
-        <w:t>Pablo Federico Montero</w:t>
+        </w:rPr>
+        <w:t>Patricia Sobol y</w:t>
       </w:r>
       <w:r>
         <w:rPr>
           <w:b/>
           <w:u w:val="single"/>
-          <w:lang w:val="es-AR"/>
-        </w:rPr>
-        <w:t xml:space="preserve"> y </w:t>
+        </w:rPr>
+        <w:t xml:space="preserve"> </w:t>
       </w:r>
       <w:r>
         <w:rPr>
           <w:b/>
           <w:u w:val="single"/>
-          <w:lang w:val="es-AR"/>
-        </w:rPr>
-        <w:t>Ana Julia Palermo</w:t>
+        </w:rPr>
+        <w:t>Fernando</w:t>
+      </w:r>
+      <w:r>
+        <w:rPr>
+          <w:b/>
+          <w:u w:val="single"/>
+        </w:rPr>
+        <w:t xml:space="preserve"> </w:t>
+      </w:r>
+      <w:r>
+        <w:rPr>
+          <w:b/>
+          <w:u w:val="single"/>
+        </w:rPr>
+        <w:t>Lettieri</w:t>
       </w:r>
       <w:r>
         <w:rPr>
@@ -667,7 +704,7 @@
 </file>
 
 <file path=word/styles.xml><?xml version="1.0" encoding="utf-8"?>
-<w:styles xmlns:mc="http://schemas.openxmlformats.org/markup-compatibility/2006" xmlns:r="http://schemas.openxmlformats.org/officeDocument/2006/relationships" xmlns:w="http://schemas.openxmlformats.org/wordprocessingml/2006/main" xmlns:w14="http://schemas.microsoft.com/office/word/2010/wordml" xmlns:w15="http://schemas.microsoft.com/office/word/2012/wordml" xmlns:w16cex="http://schemas.microsoft.com/office/word/2018/wordml/cex" xmlns:w16cid="http://schemas.microsoft.com/office/word/2016/wordml/cid" xmlns:w16="http://schemas.microsoft.com/office/word/2018/wordml" xmlns:w16sdtdh="http://schemas.microsoft.com/office/word/2020/wordml/sdtdatahash" xmlns:w16se="http://schemas.microsoft.com/office/word/2015/wordml/symex" mc:Ignorable="w14 w15 w16se w16cid w16 w16cex w16sdtdh">
+<w:styles xmlns:mc="http://schemas.openxmlformats.org/markup-compatibility/2006" xmlns:r="http://schemas.openxmlformats.org/officeDocument/2006/relationships" xmlns:w="http://schemas.openxmlformats.org/wordprocessingml/2006/main" xmlns:w14="http://schemas.microsoft.com/office/word/2010/wordml" xmlns:w15="http://schemas.microsoft.com/office/word/2012/wordml" xmlns:w16cex="http://schemas.microsoft.com/office/word/2018/wordml/cex" xmlns:w16cid="http://schemas.microsoft.com/office/word/2016/wordml/cid" xmlns:w16="http://schemas.microsoft.com/office/word/2018/wordml" xmlns:w16du="http://schemas.microsoft.com/office/word/2023/wordml/word16du" xmlns:w16sdtdh="http://schemas.microsoft.com/office/word/2020/wordml/sdtdatahash" xmlns:w16sdtfl="http://schemas.microsoft.com/office/word/2024/wordml/sdtformatlock" xmlns:w16se="http://schemas.microsoft.com/office/word/2015/wordml/symex" mc:Ignorable="w14 w15 w16se w16cid w16 w16cex w16sdtdh w16sdtfl w16du">
   <w:docDefaults>
     <w:rPrDefault>
       <w:rPr>
@@ -1074,6 +1111,7 @@
   <w:style w:type="character" w:default="1" w:styleId="Fuentedeprrafopredeter">
     <w:name w:val="Default Paragraph Font"/>
     <w:uiPriority w:val="1"/>
+    <w:semiHidden/>
     <w:unhideWhenUsed/>
   </w:style>
   <w:style w:type="table" w:default="1" w:styleId="Tablanormal">
